--- a/model/Quotation_Template.docx
+++ b/model/Quotation_Template.docx
@@ -182,7 +182,7 @@
           </mc:Choice>
           <mc:Fallback>
             <w:pict>
-              <v:group w14:anchorId="7FEEA76A" id="Group 1" o:spid="_x0000_s1026" style="position:absolute;margin-left:13.75pt;margin-top:13.75pt;width:567.8pt;height:814.4pt;z-index:-15776768;mso-wrap-distance-left:0;mso-wrap-distance-right:0;mso-position-horizontal-relative:page;mso-position-vertical-relative:page" coordsize="72110,103428" o:gfxdata="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">
+              <v:group w14:anchorId="01F0B6AF" id="Group 1" o:spid="_x0000_s1026" style="position:absolute;margin-left:13.75pt;margin-top:13.75pt;width:567.8pt;height:814.4pt;z-index:-15776768;mso-wrap-distance-left:0;mso-wrap-distance-right:0;mso-position-horizontal-relative:page;mso-position-vertical-relative:page" coordsize="72110,103428" o:gfxdata="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">
                 <v:shape id="Graphic 2" o:spid="_x0000_s1027" style="position:absolute;left:54;top:54;width:72002;height:103320;visibility:visible;mso-wrap-style:square;v-text-anchor:top" coordsize="7200265,10332085" o:gfxdata="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" path="m,l7200055,r,10332003l,10332003,,xe" filled="f" strokeweight=".3mm">
                   <v:path arrowok="t"/>
                 </v:shape>
@@ -672,6 +672,9 @@
         <w:tc>
           <w:tcPr>
             <w:tcW w:w="850" w:type="dxa"/>
+            <w:tcBorders>
+              <w:bottom w:val="single" w:sz="4" w:space="0" w:color="auto"/>
+            </w:tcBorders>
           </w:tcPr>
           <w:p>
             <w:pPr>
@@ -705,6 +708,9 @@
         <w:tc>
           <w:tcPr>
             <w:tcW w:w="5203" w:type="dxa"/>
+            <w:tcBorders>
+              <w:bottom w:val="single" w:sz="4" w:space="0" w:color="auto"/>
+            </w:tcBorders>
           </w:tcPr>
           <w:p>
             <w:pPr>
@@ -728,6 +734,9 @@
         <w:tc>
           <w:tcPr>
             <w:tcW w:w="1134" w:type="dxa"/>
+            <w:tcBorders>
+              <w:bottom w:val="single" w:sz="4" w:space="0" w:color="auto"/>
+            </w:tcBorders>
           </w:tcPr>
           <w:p>
             <w:pPr>
@@ -751,6 +760,9 @@
         <w:tc>
           <w:tcPr>
             <w:tcW w:w="1417" w:type="dxa"/>
+            <w:tcBorders>
+              <w:bottom w:val="single" w:sz="4" w:space="0" w:color="auto"/>
+            </w:tcBorders>
           </w:tcPr>
           <w:p>
             <w:pPr>
@@ -774,6 +786,9 @@
         <w:tc>
           <w:tcPr>
             <w:tcW w:w="1700" w:type="dxa"/>
+            <w:tcBorders>
+              <w:bottom w:val="single" w:sz="4" w:space="0" w:color="auto"/>
+            </w:tcBorders>
           </w:tcPr>
           <w:p>
             <w:pPr>
@@ -809,6 +824,12 @@
         <w:tc>
           <w:tcPr>
             <w:tcW w:w="850" w:type="dxa"/>
+            <w:tcBorders>
+              <w:top w:val="single" w:sz="4" w:space="0" w:color="auto"/>
+              <w:left w:val="single" w:sz="4" w:space="0" w:color="auto"/>
+              <w:bottom w:val="nil"/>
+              <w:right w:val="single" w:sz="4" w:space="0" w:color="auto"/>
+            </w:tcBorders>
           </w:tcPr>
           <w:p>
             <w:pPr>
@@ -827,85 +848,79 @@
                 <w:spacing w:val="-10"/>
                 <w:sz w:val="18"/>
               </w:rPr>
+              <w:t>{#</w:t>
+            </w:r>
+            <w:r>
+              <w:rPr>
+                <w:color w:val="505050"/>
+                <w:spacing w:val="-10"/>
+                <w:sz w:val="18"/>
+              </w:rPr>
+              <w:t>prds</w:t>
+            </w:r>
+            <w:r>
+              <w:rPr>
+                <w:rFonts w:ascii="Arial MT"/>
+                <w:color w:val="505050"/>
+                <w:spacing w:val="-10"/>
+                <w:sz w:val="18"/>
+              </w:rPr>
+              <w:t>}{i}</w:t>
+            </w:r>
+          </w:p>
+        </w:tc>
+        <w:tc>
+          <w:tcPr>
+            <w:tcW w:w="5203" w:type="dxa"/>
+            <w:tcBorders>
+              <w:top w:val="single" w:sz="4" w:space="0" w:color="auto"/>
+              <w:left w:val="single" w:sz="4" w:space="0" w:color="auto"/>
+              <w:bottom w:val="nil"/>
+              <w:right w:val="single" w:sz="4" w:space="0" w:color="auto"/>
+            </w:tcBorders>
+          </w:tcPr>
+          <w:p>
+            <w:pPr>
+              <w:pStyle w:val="TableParagraph"/>
+              <w:rPr>
+                <w:rFonts w:ascii="Times New Roman"/>
+                <w:sz w:val="18"/>
+              </w:rPr>
+            </w:pPr>
+            <w:r>
+              <w:rPr>
+                <w:rFonts w:ascii="Times New Roman"/>
+                <w:sz w:val="18"/>
+              </w:rPr>
               <w:t>{</w:t>
             </w:r>
-            <w:r>
-              <w:rPr>
-                <w:rFonts w:ascii="Arial MT"/>
-                <w:color w:val="505050"/>
-                <w:spacing w:val="-10"/>
-                <w:sz w:val="18"/>
-              </w:rPr>
-              <w:t>#</w:t>
-            </w:r>
-            <w:r>
-              <w:rPr>
-                <w:color w:val="505050"/>
-                <w:spacing w:val="-10"/>
-                <w:sz w:val="18"/>
-              </w:rPr>
-              <w:t>prds</w:t>
-            </w:r>
-            <w:r>
-              <w:rPr>
-                <w:rFonts w:ascii="Arial MT"/>
-                <w:color w:val="505050"/>
-                <w:spacing w:val="-10"/>
+            <w:proofErr w:type="spellStart"/>
+            <w:r>
+              <w:rPr>
+                <w:rFonts w:ascii="Times New Roman"/>
+                <w:sz w:val="18"/>
+              </w:rPr>
+              <w:t>productName</w:t>
+            </w:r>
+            <w:proofErr w:type="spellEnd"/>
+            <w:r>
+              <w:rPr>
+                <w:rFonts w:ascii="Times New Roman"/>
                 <w:sz w:val="18"/>
               </w:rPr>
               <w:t>}</w:t>
             </w:r>
-            <w:r>
-              <w:rPr>
-                <w:rFonts w:ascii="Arial MT"/>
-                <w:color w:val="505050"/>
-                <w:spacing w:val="-10"/>
-                <w:sz w:val="18"/>
-              </w:rPr>
-              <w:t>{i}</w:t>
-            </w:r>
-          </w:p>
-        </w:tc>
-        <w:tc>
-          <w:tcPr>
-            <w:tcW w:w="5203" w:type="dxa"/>
-          </w:tcPr>
-          <w:p>
-            <w:pPr>
-              <w:pStyle w:val="TableParagraph"/>
-              <w:rPr>
-                <w:rFonts w:ascii="Times New Roman"/>
-                <w:sz w:val="18"/>
-              </w:rPr>
-            </w:pPr>
-            <w:r>
-              <w:rPr>
-                <w:rFonts w:ascii="Times New Roman"/>
-                <w:sz w:val="18"/>
-              </w:rPr>
-              <w:t>{</w:t>
-            </w:r>
-            <w:proofErr w:type="spellStart"/>
-            <w:r>
-              <w:rPr>
-                <w:rFonts w:ascii="Times New Roman"/>
-                <w:sz w:val="18"/>
-              </w:rPr>
-              <w:t>productName</w:t>
-            </w:r>
-            <w:proofErr w:type="spellEnd"/>
-            <w:r>
-              <w:rPr>
-                <w:rFonts w:ascii="Times New Roman"/>
-                <w:sz w:val="18"/>
-              </w:rPr>
-              <w:t>}</w:t>
-            </w:r>
           </w:p>
         </w:tc>
         <w:tc>
           <w:tcPr>
             <w:tcW w:w="1134" w:type="dxa"/>
+            <w:tcBorders>
+              <w:top w:val="single" w:sz="4" w:space="0" w:color="auto"/>
+              <w:left w:val="single" w:sz="4" w:space="0" w:color="auto"/>
+              <w:bottom w:val="nil"/>
+              <w:right w:val="single" w:sz="4" w:space="0" w:color="auto"/>
+            </w:tcBorders>
           </w:tcPr>
           <w:p>
             <w:pPr>
@@ -949,6 +964,12 @@
         <w:tc>
           <w:tcPr>
             <w:tcW w:w="1417" w:type="dxa"/>
+            <w:tcBorders>
+              <w:top w:val="single" w:sz="4" w:space="0" w:color="auto"/>
+              <w:left w:val="single" w:sz="4" w:space="0" w:color="auto"/>
+              <w:bottom w:val="nil"/>
+              <w:right w:val="single" w:sz="4" w:space="0" w:color="auto"/>
+            </w:tcBorders>
           </w:tcPr>
           <w:p>
             <w:pPr>
@@ -985,38 +1006,35 @@
                 <w:spacing w:val="-4"/>
                 <w:sz w:val="18"/>
               </w:rPr>
+              <w:t>}{</w:t>
+            </w:r>
+            <w:r>
+              <w:rPr>
+                <w:color w:val="505050"/>
+                <w:spacing w:val="-4"/>
+                <w:sz w:val="18"/>
+              </w:rPr>
+              <w:t>symbol</w:t>
+            </w:r>
+            <w:r>
+              <w:rPr>
+                <w:color w:val="505050"/>
+                <w:spacing w:val="-4"/>
+                <w:sz w:val="18"/>
+              </w:rPr>
               <w:t>}</w:t>
             </w:r>
-            <w:r>
-              <w:rPr>
-                <w:rFonts w:ascii="Arial MT"/>
-                <w:color w:val="505050"/>
-                <w:spacing w:val="-4"/>
-                <w:sz w:val="18"/>
-              </w:rPr>
-              <w:t>{</w:t>
-            </w:r>
-            <w:r>
-              <w:rPr>
-                <w:color w:val="505050"/>
-                <w:spacing w:val="-4"/>
-                <w:sz w:val="18"/>
-              </w:rPr>
-              <w:t>symbol</w:t>
-            </w:r>
-            <w:r>
-              <w:rPr>
-                <w:color w:val="505050"/>
-                <w:spacing w:val="-4"/>
-                <w:sz w:val="18"/>
-              </w:rPr>
-              <w:t>}</w:t>
-            </w:r>
           </w:p>
         </w:tc>
         <w:tc>
           <w:tcPr>
             <w:tcW w:w="1700" w:type="dxa"/>
+            <w:tcBorders>
+              <w:top w:val="single" w:sz="4" w:space="0" w:color="auto"/>
+              <w:left w:val="single" w:sz="4" w:space="0" w:color="auto"/>
+              <w:bottom w:val="nil"/>
+              <w:right w:val="single" w:sz="4" w:space="0" w:color="auto"/>
+            </w:tcBorders>
           </w:tcPr>
           <w:p>
             <w:pPr>
@@ -1054,16 +1072,7 @@
                 <w:spacing w:val="-4"/>
                 <w:sz w:val="18"/>
               </w:rPr>
-              <w:t>}</w:t>
-            </w:r>
-            <w:r>
-              <w:rPr>
-                <w:rFonts w:ascii="Arial MT"/>
-                <w:color w:val="505050"/>
-                <w:spacing w:val="-4"/>
-                <w:sz w:val="18"/>
-              </w:rPr>
-              <w:t>{</w:t>
+              <w:t>}{</w:t>
             </w:r>
             <w:r>
               <w:rPr>
@@ -1102,8 +1111,101 @@
         </w:trPr>
         <w:tc>
           <w:tcPr>
-            <w:tcW w:w="8604" w:type="dxa"/>
-            <w:gridSpan w:val="4"/>
+            <w:tcW w:w="850" w:type="dxa"/>
+            <w:tcBorders>
+              <w:top w:val="nil"/>
+              <w:left w:val="single" w:sz="4" w:space="0" w:color="auto"/>
+              <w:bottom w:val="nil"/>
+              <w:right w:val="single" w:sz="4" w:space="0" w:color="auto"/>
+            </w:tcBorders>
+          </w:tcPr>
+          <w:p>
+            <w:pPr>
+              <w:pStyle w:val="TableParagraph"/>
+              <w:ind w:left="97"/>
+              <w:rPr>
+                <w:color w:val="505050"/>
+                <w:spacing w:val="-10"/>
+                <w:sz w:val="18"/>
+              </w:rPr>
+            </w:pPr>
+          </w:p>
+        </w:tc>
+        <w:tc>
+          <w:tcPr>
+            <w:tcW w:w="5203" w:type="dxa"/>
+            <w:tcBorders>
+              <w:top w:val="nil"/>
+              <w:left w:val="single" w:sz="4" w:space="0" w:color="auto"/>
+              <w:bottom w:val="nil"/>
+              <w:right w:val="single" w:sz="4" w:space="0" w:color="auto"/>
+            </w:tcBorders>
+          </w:tcPr>
+          <w:p>
+            <w:pPr>
+              <w:pStyle w:val="TableParagraph"/>
+              <w:rPr>
+                <w:rFonts w:ascii="Times New Roman"/>
+                <w:sz w:val="18"/>
+              </w:rPr>
+            </w:pPr>
+          </w:p>
+        </w:tc>
+        <w:tc>
+          <w:tcPr>
+            <w:tcW w:w="1134" w:type="dxa"/>
+            <w:tcBorders>
+              <w:top w:val="nil"/>
+              <w:left w:val="single" w:sz="4" w:space="0" w:color="auto"/>
+              <w:bottom w:val="nil"/>
+              <w:right w:val="single" w:sz="4" w:space="0" w:color="auto"/>
+            </w:tcBorders>
+          </w:tcPr>
+          <w:p>
+            <w:pPr>
+              <w:pStyle w:val="TableParagraph"/>
+              <w:ind w:left="7"/>
+              <w:jc w:val="center"/>
+              <w:rPr>
+                <w:color w:val="505050"/>
+                <w:spacing w:val="-10"/>
+                <w:sz w:val="18"/>
+              </w:rPr>
+            </w:pPr>
+          </w:p>
+        </w:tc>
+        <w:tc>
+          <w:tcPr>
+            <w:tcW w:w="1417" w:type="dxa"/>
+            <w:tcBorders>
+              <w:top w:val="nil"/>
+              <w:left w:val="single" w:sz="4" w:space="0" w:color="auto"/>
+              <w:bottom w:val="nil"/>
+              <w:right w:val="single" w:sz="4" w:space="0" w:color="auto"/>
+            </w:tcBorders>
+          </w:tcPr>
+          <w:p>
+            <w:pPr>
+              <w:pStyle w:val="TableParagraph"/>
+              <w:ind w:right="86"/>
+              <w:jc w:val="right"/>
+              <w:rPr>
+                <w:color w:val="505050"/>
+                <w:spacing w:val="-4"/>
+                <w:sz w:val="18"/>
+              </w:rPr>
+            </w:pPr>
+          </w:p>
+        </w:tc>
+        <w:tc>
+          <w:tcPr>
+            <w:tcW w:w="1700" w:type="dxa"/>
+            <w:tcBorders>
+              <w:top w:val="nil"/>
+              <w:left w:val="single" w:sz="4" w:space="0" w:color="auto"/>
+              <w:bottom w:val="nil"/>
+              <w:right w:val="single" w:sz="4" w:space="0" w:color="auto"/>
+            </w:tcBorders>
           </w:tcPr>
           <w:p>
             <w:pPr>
@@ -1111,74 +1213,11 @@
               <w:ind w:right="85"/>
               <w:jc w:val="right"/>
               <w:rPr>
-                <w:b/>
-                <w:sz w:val="18"/>
-              </w:rPr>
-            </w:pPr>
-            <w:r>
-              <w:rPr>
-                <w:b/>
-                <w:color w:val="505050"/>
-                <w:sz w:val="18"/>
-              </w:rPr>
-              <w:t xml:space="preserve">18% GST </w:t>
-            </w:r>
-            <w:r>
-              <w:rPr>
-                <w:b/>
-                <w:color w:val="505050"/>
-                <w:spacing w:val="-2"/>
-                <w:sz w:val="18"/>
-              </w:rPr>
-              <w:t>Amount</w:t>
-            </w:r>
-          </w:p>
-        </w:tc>
-        <w:tc>
-          <w:tcPr>
-            <w:tcW w:w="1700" w:type="dxa"/>
-          </w:tcPr>
-          <w:p>
-            <w:pPr>
-              <w:pStyle w:val="TableParagraph"/>
-              <w:ind w:right="85"/>
-              <w:jc w:val="right"/>
-              <w:rPr>
-                <w:b/>
-                <w:color w:val="505050"/>
-                <w:spacing w:val="-4"/>
-                <w:sz w:val="18"/>
-              </w:rPr>
-            </w:pPr>
-            <w:r>
-              <w:rPr>
-                <w:b/>
-                <w:color w:val="505050"/>
-                <w:spacing w:val="-4"/>
-                <w:sz w:val="18"/>
-              </w:rPr>
-              <w:t>{</w:t>
-            </w:r>
-            <w:proofErr w:type="spellStart"/>
-            <w:r>
-              <w:rPr>
-                <w:b/>
-                <w:color w:val="505050"/>
-                <w:spacing w:val="-4"/>
-                <w:sz w:val="18"/>
-              </w:rPr>
-              <w:t>gstAmount</w:t>
-            </w:r>
-            <w:proofErr w:type="spellEnd"/>
-            <w:r>
-              <w:rPr>
-                <w:b/>
-                <w:color w:val="505050"/>
-                <w:spacing w:val="-4"/>
-                <w:sz w:val="18"/>
-              </w:rPr>
-              <w:t>}</w:t>
-            </w:r>
+                <w:color w:val="505050"/>
+                <w:spacing w:val="-4"/>
+                <w:sz w:val="18"/>
+              </w:rPr>
+            </w:pPr>
           </w:p>
         </w:tc>
       </w:tr>
@@ -1188,6 +1227,1026 @@
         </w:trPr>
         <w:tc>
           <w:tcPr>
+            <w:tcW w:w="850" w:type="dxa"/>
+            <w:tcBorders>
+              <w:top w:val="nil"/>
+              <w:left w:val="single" w:sz="4" w:space="0" w:color="auto"/>
+              <w:bottom w:val="nil"/>
+              <w:right w:val="single" w:sz="4" w:space="0" w:color="auto"/>
+            </w:tcBorders>
+          </w:tcPr>
+          <w:p>
+            <w:pPr>
+              <w:pStyle w:val="TableParagraph"/>
+              <w:ind w:left="97"/>
+              <w:rPr>
+                <w:color w:val="505050"/>
+                <w:spacing w:val="-10"/>
+                <w:sz w:val="18"/>
+              </w:rPr>
+            </w:pPr>
+          </w:p>
+        </w:tc>
+        <w:tc>
+          <w:tcPr>
+            <w:tcW w:w="5203" w:type="dxa"/>
+            <w:tcBorders>
+              <w:top w:val="nil"/>
+              <w:left w:val="single" w:sz="4" w:space="0" w:color="auto"/>
+              <w:bottom w:val="nil"/>
+              <w:right w:val="single" w:sz="4" w:space="0" w:color="auto"/>
+            </w:tcBorders>
+          </w:tcPr>
+          <w:p>
+            <w:pPr>
+              <w:pStyle w:val="TableParagraph"/>
+              <w:rPr>
+                <w:rFonts w:ascii="Times New Roman"/>
+                <w:sz w:val="18"/>
+              </w:rPr>
+            </w:pPr>
+          </w:p>
+        </w:tc>
+        <w:tc>
+          <w:tcPr>
+            <w:tcW w:w="1134" w:type="dxa"/>
+            <w:tcBorders>
+              <w:top w:val="nil"/>
+              <w:left w:val="single" w:sz="4" w:space="0" w:color="auto"/>
+              <w:bottom w:val="nil"/>
+              <w:right w:val="single" w:sz="4" w:space="0" w:color="auto"/>
+            </w:tcBorders>
+          </w:tcPr>
+          <w:p>
+            <w:pPr>
+              <w:pStyle w:val="TableParagraph"/>
+              <w:ind w:left="7"/>
+              <w:jc w:val="center"/>
+              <w:rPr>
+                <w:color w:val="505050"/>
+                <w:spacing w:val="-10"/>
+                <w:sz w:val="18"/>
+              </w:rPr>
+            </w:pPr>
+          </w:p>
+        </w:tc>
+        <w:tc>
+          <w:tcPr>
+            <w:tcW w:w="1417" w:type="dxa"/>
+            <w:tcBorders>
+              <w:top w:val="nil"/>
+              <w:left w:val="single" w:sz="4" w:space="0" w:color="auto"/>
+              <w:bottom w:val="nil"/>
+              <w:right w:val="single" w:sz="4" w:space="0" w:color="auto"/>
+            </w:tcBorders>
+          </w:tcPr>
+          <w:p>
+            <w:pPr>
+              <w:pStyle w:val="TableParagraph"/>
+              <w:ind w:right="86"/>
+              <w:jc w:val="right"/>
+              <w:rPr>
+                <w:color w:val="505050"/>
+                <w:spacing w:val="-4"/>
+                <w:sz w:val="18"/>
+              </w:rPr>
+            </w:pPr>
+          </w:p>
+        </w:tc>
+        <w:tc>
+          <w:tcPr>
+            <w:tcW w:w="1700" w:type="dxa"/>
+            <w:tcBorders>
+              <w:top w:val="nil"/>
+              <w:left w:val="single" w:sz="4" w:space="0" w:color="auto"/>
+              <w:bottom w:val="nil"/>
+              <w:right w:val="single" w:sz="4" w:space="0" w:color="auto"/>
+            </w:tcBorders>
+          </w:tcPr>
+          <w:p>
+            <w:pPr>
+              <w:pStyle w:val="TableParagraph"/>
+              <w:ind w:right="85"/>
+              <w:jc w:val="right"/>
+              <w:rPr>
+                <w:color w:val="505050"/>
+                <w:spacing w:val="-4"/>
+                <w:sz w:val="18"/>
+              </w:rPr>
+            </w:pPr>
+          </w:p>
+        </w:tc>
+      </w:tr>
+      <w:tr>
+        <w:trPr>
+          <w:trHeight w:val="397"/>
+        </w:trPr>
+        <w:tc>
+          <w:tcPr>
+            <w:tcW w:w="850" w:type="dxa"/>
+            <w:tcBorders>
+              <w:top w:val="nil"/>
+              <w:left w:val="single" w:sz="4" w:space="0" w:color="auto"/>
+              <w:bottom w:val="nil"/>
+              <w:right w:val="single" w:sz="4" w:space="0" w:color="auto"/>
+            </w:tcBorders>
+          </w:tcPr>
+          <w:p>
+            <w:pPr>
+              <w:pStyle w:val="TableParagraph"/>
+              <w:ind w:left="97"/>
+              <w:rPr>
+                <w:color w:val="505050"/>
+                <w:spacing w:val="-10"/>
+                <w:sz w:val="18"/>
+              </w:rPr>
+            </w:pPr>
+          </w:p>
+        </w:tc>
+        <w:tc>
+          <w:tcPr>
+            <w:tcW w:w="5203" w:type="dxa"/>
+            <w:tcBorders>
+              <w:top w:val="nil"/>
+              <w:left w:val="single" w:sz="4" w:space="0" w:color="auto"/>
+              <w:bottom w:val="nil"/>
+              <w:right w:val="single" w:sz="4" w:space="0" w:color="auto"/>
+            </w:tcBorders>
+          </w:tcPr>
+          <w:p>
+            <w:pPr>
+              <w:pStyle w:val="TableParagraph"/>
+              <w:rPr>
+                <w:rFonts w:ascii="Times New Roman"/>
+                <w:sz w:val="18"/>
+              </w:rPr>
+            </w:pPr>
+          </w:p>
+        </w:tc>
+        <w:tc>
+          <w:tcPr>
+            <w:tcW w:w="1134" w:type="dxa"/>
+            <w:tcBorders>
+              <w:top w:val="nil"/>
+              <w:left w:val="single" w:sz="4" w:space="0" w:color="auto"/>
+              <w:bottom w:val="nil"/>
+              <w:right w:val="single" w:sz="4" w:space="0" w:color="auto"/>
+            </w:tcBorders>
+          </w:tcPr>
+          <w:p>
+            <w:pPr>
+              <w:pStyle w:val="TableParagraph"/>
+              <w:ind w:left="7"/>
+              <w:jc w:val="center"/>
+              <w:rPr>
+                <w:color w:val="505050"/>
+                <w:spacing w:val="-10"/>
+                <w:sz w:val="18"/>
+              </w:rPr>
+            </w:pPr>
+          </w:p>
+        </w:tc>
+        <w:tc>
+          <w:tcPr>
+            <w:tcW w:w="1417" w:type="dxa"/>
+            <w:tcBorders>
+              <w:top w:val="nil"/>
+              <w:left w:val="single" w:sz="4" w:space="0" w:color="auto"/>
+              <w:bottom w:val="nil"/>
+              <w:right w:val="single" w:sz="4" w:space="0" w:color="auto"/>
+            </w:tcBorders>
+          </w:tcPr>
+          <w:p>
+            <w:pPr>
+              <w:pStyle w:val="TableParagraph"/>
+              <w:ind w:right="86"/>
+              <w:jc w:val="right"/>
+              <w:rPr>
+                <w:color w:val="505050"/>
+                <w:spacing w:val="-4"/>
+                <w:sz w:val="18"/>
+              </w:rPr>
+            </w:pPr>
+          </w:p>
+        </w:tc>
+        <w:tc>
+          <w:tcPr>
+            <w:tcW w:w="1700" w:type="dxa"/>
+            <w:tcBorders>
+              <w:top w:val="nil"/>
+              <w:left w:val="single" w:sz="4" w:space="0" w:color="auto"/>
+              <w:bottom w:val="nil"/>
+              <w:right w:val="single" w:sz="4" w:space="0" w:color="auto"/>
+            </w:tcBorders>
+          </w:tcPr>
+          <w:p>
+            <w:pPr>
+              <w:pStyle w:val="TableParagraph"/>
+              <w:ind w:right="85"/>
+              <w:jc w:val="right"/>
+              <w:rPr>
+                <w:color w:val="505050"/>
+                <w:spacing w:val="-4"/>
+                <w:sz w:val="18"/>
+              </w:rPr>
+            </w:pPr>
+          </w:p>
+        </w:tc>
+      </w:tr>
+      <w:tr>
+        <w:trPr>
+          <w:trHeight w:val="397"/>
+        </w:trPr>
+        <w:tc>
+          <w:tcPr>
+            <w:tcW w:w="850" w:type="dxa"/>
+            <w:tcBorders>
+              <w:top w:val="nil"/>
+              <w:left w:val="single" w:sz="4" w:space="0" w:color="auto"/>
+              <w:bottom w:val="nil"/>
+              <w:right w:val="single" w:sz="4" w:space="0" w:color="auto"/>
+            </w:tcBorders>
+          </w:tcPr>
+          <w:p>
+            <w:pPr>
+              <w:pStyle w:val="TableParagraph"/>
+              <w:ind w:left="97"/>
+              <w:rPr>
+                <w:color w:val="505050"/>
+                <w:spacing w:val="-10"/>
+                <w:sz w:val="18"/>
+              </w:rPr>
+            </w:pPr>
+          </w:p>
+        </w:tc>
+        <w:tc>
+          <w:tcPr>
+            <w:tcW w:w="5203" w:type="dxa"/>
+            <w:tcBorders>
+              <w:top w:val="nil"/>
+              <w:left w:val="single" w:sz="4" w:space="0" w:color="auto"/>
+              <w:bottom w:val="nil"/>
+              <w:right w:val="single" w:sz="4" w:space="0" w:color="auto"/>
+            </w:tcBorders>
+          </w:tcPr>
+          <w:p>
+            <w:pPr>
+              <w:pStyle w:val="TableParagraph"/>
+              <w:rPr>
+                <w:rFonts w:ascii="Times New Roman"/>
+                <w:sz w:val="18"/>
+              </w:rPr>
+            </w:pPr>
+          </w:p>
+        </w:tc>
+        <w:tc>
+          <w:tcPr>
+            <w:tcW w:w="1134" w:type="dxa"/>
+            <w:tcBorders>
+              <w:top w:val="nil"/>
+              <w:left w:val="single" w:sz="4" w:space="0" w:color="auto"/>
+              <w:bottom w:val="nil"/>
+              <w:right w:val="single" w:sz="4" w:space="0" w:color="auto"/>
+            </w:tcBorders>
+          </w:tcPr>
+          <w:p>
+            <w:pPr>
+              <w:pStyle w:val="TableParagraph"/>
+              <w:ind w:left="7"/>
+              <w:jc w:val="center"/>
+              <w:rPr>
+                <w:color w:val="505050"/>
+                <w:spacing w:val="-10"/>
+                <w:sz w:val="18"/>
+              </w:rPr>
+            </w:pPr>
+          </w:p>
+        </w:tc>
+        <w:tc>
+          <w:tcPr>
+            <w:tcW w:w="1417" w:type="dxa"/>
+            <w:tcBorders>
+              <w:top w:val="nil"/>
+              <w:left w:val="single" w:sz="4" w:space="0" w:color="auto"/>
+              <w:bottom w:val="nil"/>
+              <w:right w:val="single" w:sz="4" w:space="0" w:color="auto"/>
+            </w:tcBorders>
+          </w:tcPr>
+          <w:p>
+            <w:pPr>
+              <w:pStyle w:val="TableParagraph"/>
+              <w:ind w:right="86"/>
+              <w:jc w:val="right"/>
+              <w:rPr>
+                <w:color w:val="505050"/>
+                <w:spacing w:val="-4"/>
+                <w:sz w:val="18"/>
+              </w:rPr>
+            </w:pPr>
+          </w:p>
+        </w:tc>
+        <w:tc>
+          <w:tcPr>
+            <w:tcW w:w="1700" w:type="dxa"/>
+            <w:tcBorders>
+              <w:top w:val="nil"/>
+              <w:left w:val="single" w:sz="4" w:space="0" w:color="auto"/>
+              <w:bottom w:val="nil"/>
+              <w:right w:val="single" w:sz="4" w:space="0" w:color="auto"/>
+            </w:tcBorders>
+          </w:tcPr>
+          <w:p>
+            <w:pPr>
+              <w:pStyle w:val="TableParagraph"/>
+              <w:ind w:right="85"/>
+              <w:jc w:val="right"/>
+              <w:rPr>
+                <w:color w:val="505050"/>
+                <w:spacing w:val="-4"/>
+                <w:sz w:val="18"/>
+              </w:rPr>
+            </w:pPr>
+          </w:p>
+        </w:tc>
+      </w:tr>
+      <w:tr>
+        <w:trPr>
+          <w:trHeight w:val="397"/>
+        </w:trPr>
+        <w:tc>
+          <w:tcPr>
+            <w:tcW w:w="850" w:type="dxa"/>
+            <w:tcBorders>
+              <w:top w:val="nil"/>
+              <w:left w:val="single" w:sz="4" w:space="0" w:color="auto"/>
+              <w:bottom w:val="nil"/>
+              <w:right w:val="single" w:sz="4" w:space="0" w:color="auto"/>
+            </w:tcBorders>
+          </w:tcPr>
+          <w:p>
+            <w:pPr>
+              <w:pStyle w:val="TableParagraph"/>
+              <w:ind w:left="97"/>
+              <w:rPr>
+                <w:color w:val="505050"/>
+                <w:spacing w:val="-10"/>
+                <w:sz w:val="18"/>
+              </w:rPr>
+            </w:pPr>
+          </w:p>
+        </w:tc>
+        <w:tc>
+          <w:tcPr>
+            <w:tcW w:w="5203" w:type="dxa"/>
+            <w:tcBorders>
+              <w:top w:val="nil"/>
+              <w:left w:val="single" w:sz="4" w:space="0" w:color="auto"/>
+              <w:bottom w:val="nil"/>
+              <w:right w:val="single" w:sz="4" w:space="0" w:color="auto"/>
+            </w:tcBorders>
+          </w:tcPr>
+          <w:p>
+            <w:pPr>
+              <w:pStyle w:val="TableParagraph"/>
+              <w:rPr>
+                <w:rFonts w:ascii="Times New Roman"/>
+                <w:sz w:val="18"/>
+              </w:rPr>
+            </w:pPr>
+          </w:p>
+        </w:tc>
+        <w:tc>
+          <w:tcPr>
+            <w:tcW w:w="1134" w:type="dxa"/>
+            <w:tcBorders>
+              <w:top w:val="nil"/>
+              <w:left w:val="single" w:sz="4" w:space="0" w:color="auto"/>
+              <w:bottom w:val="nil"/>
+              <w:right w:val="single" w:sz="4" w:space="0" w:color="auto"/>
+            </w:tcBorders>
+          </w:tcPr>
+          <w:p>
+            <w:pPr>
+              <w:pStyle w:val="TableParagraph"/>
+              <w:ind w:left="7"/>
+              <w:jc w:val="center"/>
+              <w:rPr>
+                <w:color w:val="505050"/>
+                <w:spacing w:val="-10"/>
+                <w:sz w:val="18"/>
+              </w:rPr>
+            </w:pPr>
+          </w:p>
+        </w:tc>
+        <w:tc>
+          <w:tcPr>
+            <w:tcW w:w="1417" w:type="dxa"/>
+            <w:tcBorders>
+              <w:top w:val="nil"/>
+              <w:left w:val="single" w:sz="4" w:space="0" w:color="auto"/>
+              <w:bottom w:val="nil"/>
+              <w:right w:val="single" w:sz="4" w:space="0" w:color="auto"/>
+            </w:tcBorders>
+          </w:tcPr>
+          <w:p>
+            <w:pPr>
+              <w:pStyle w:val="TableParagraph"/>
+              <w:ind w:right="86"/>
+              <w:jc w:val="right"/>
+              <w:rPr>
+                <w:color w:val="505050"/>
+                <w:spacing w:val="-4"/>
+                <w:sz w:val="18"/>
+              </w:rPr>
+            </w:pPr>
+          </w:p>
+        </w:tc>
+        <w:tc>
+          <w:tcPr>
+            <w:tcW w:w="1700" w:type="dxa"/>
+            <w:tcBorders>
+              <w:top w:val="nil"/>
+              <w:left w:val="single" w:sz="4" w:space="0" w:color="auto"/>
+              <w:bottom w:val="nil"/>
+              <w:right w:val="single" w:sz="4" w:space="0" w:color="auto"/>
+            </w:tcBorders>
+          </w:tcPr>
+          <w:p>
+            <w:pPr>
+              <w:pStyle w:val="TableParagraph"/>
+              <w:ind w:right="85"/>
+              <w:jc w:val="right"/>
+              <w:rPr>
+                <w:color w:val="505050"/>
+                <w:spacing w:val="-4"/>
+                <w:sz w:val="18"/>
+              </w:rPr>
+            </w:pPr>
+          </w:p>
+        </w:tc>
+      </w:tr>
+      <w:tr>
+        <w:trPr>
+          <w:trHeight w:val="397"/>
+        </w:trPr>
+        <w:tc>
+          <w:tcPr>
+            <w:tcW w:w="850" w:type="dxa"/>
+            <w:tcBorders>
+              <w:top w:val="nil"/>
+              <w:left w:val="single" w:sz="4" w:space="0" w:color="auto"/>
+              <w:bottom w:val="nil"/>
+              <w:right w:val="single" w:sz="4" w:space="0" w:color="auto"/>
+            </w:tcBorders>
+          </w:tcPr>
+          <w:p>
+            <w:pPr>
+              <w:pStyle w:val="TableParagraph"/>
+              <w:ind w:left="97"/>
+              <w:rPr>
+                <w:color w:val="505050"/>
+                <w:spacing w:val="-10"/>
+                <w:sz w:val="18"/>
+              </w:rPr>
+            </w:pPr>
+          </w:p>
+        </w:tc>
+        <w:tc>
+          <w:tcPr>
+            <w:tcW w:w="5203" w:type="dxa"/>
+            <w:tcBorders>
+              <w:top w:val="nil"/>
+              <w:left w:val="single" w:sz="4" w:space="0" w:color="auto"/>
+              <w:bottom w:val="nil"/>
+              <w:right w:val="single" w:sz="4" w:space="0" w:color="auto"/>
+            </w:tcBorders>
+          </w:tcPr>
+          <w:p>
+            <w:pPr>
+              <w:pStyle w:val="TableParagraph"/>
+              <w:rPr>
+                <w:rFonts w:ascii="Times New Roman"/>
+                <w:sz w:val="18"/>
+              </w:rPr>
+            </w:pPr>
+          </w:p>
+        </w:tc>
+        <w:tc>
+          <w:tcPr>
+            <w:tcW w:w="1134" w:type="dxa"/>
+            <w:tcBorders>
+              <w:top w:val="nil"/>
+              <w:left w:val="single" w:sz="4" w:space="0" w:color="auto"/>
+              <w:bottom w:val="nil"/>
+              <w:right w:val="single" w:sz="4" w:space="0" w:color="auto"/>
+            </w:tcBorders>
+          </w:tcPr>
+          <w:p>
+            <w:pPr>
+              <w:pStyle w:val="TableParagraph"/>
+              <w:ind w:left="7"/>
+              <w:jc w:val="center"/>
+              <w:rPr>
+                <w:color w:val="505050"/>
+                <w:spacing w:val="-10"/>
+                <w:sz w:val="18"/>
+              </w:rPr>
+            </w:pPr>
+          </w:p>
+        </w:tc>
+        <w:tc>
+          <w:tcPr>
+            <w:tcW w:w="1417" w:type="dxa"/>
+            <w:tcBorders>
+              <w:top w:val="nil"/>
+              <w:left w:val="single" w:sz="4" w:space="0" w:color="auto"/>
+              <w:bottom w:val="nil"/>
+              <w:right w:val="single" w:sz="4" w:space="0" w:color="auto"/>
+            </w:tcBorders>
+          </w:tcPr>
+          <w:p>
+            <w:pPr>
+              <w:pStyle w:val="TableParagraph"/>
+              <w:ind w:right="86"/>
+              <w:jc w:val="right"/>
+              <w:rPr>
+                <w:color w:val="505050"/>
+                <w:spacing w:val="-4"/>
+                <w:sz w:val="18"/>
+              </w:rPr>
+            </w:pPr>
+          </w:p>
+        </w:tc>
+        <w:tc>
+          <w:tcPr>
+            <w:tcW w:w="1700" w:type="dxa"/>
+            <w:tcBorders>
+              <w:top w:val="nil"/>
+              <w:left w:val="single" w:sz="4" w:space="0" w:color="auto"/>
+              <w:bottom w:val="nil"/>
+              <w:right w:val="single" w:sz="4" w:space="0" w:color="auto"/>
+            </w:tcBorders>
+          </w:tcPr>
+          <w:p>
+            <w:pPr>
+              <w:pStyle w:val="TableParagraph"/>
+              <w:ind w:right="85"/>
+              <w:jc w:val="right"/>
+              <w:rPr>
+                <w:color w:val="505050"/>
+                <w:spacing w:val="-4"/>
+                <w:sz w:val="18"/>
+              </w:rPr>
+            </w:pPr>
+          </w:p>
+        </w:tc>
+      </w:tr>
+      <w:tr>
+        <w:trPr>
+          <w:trHeight w:val="397"/>
+        </w:trPr>
+        <w:tc>
+          <w:tcPr>
+            <w:tcW w:w="850" w:type="dxa"/>
+            <w:tcBorders>
+              <w:top w:val="nil"/>
+              <w:left w:val="single" w:sz="4" w:space="0" w:color="auto"/>
+              <w:bottom w:val="nil"/>
+              <w:right w:val="single" w:sz="4" w:space="0" w:color="auto"/>
+            </w:tcBorders>
+          </w:tcPr>
+          <w:p>
+            <w:pPr>
+              <w:pStyle w:val="TableParagraph"/>
+              <w:ind w:left="97"/>
+              <w:rPr>
+                <w:color w:val="505050"/>
+                <w:spacing w:val="-10"/>
+                <w:sz w:val="18"/>
+              </w:rPr>
+            </w:pPr>
+          </w:p>
+        </w:tc>
+        <w:tc>
+          <w:tcPr>
+            <w:tcW w:w="5203" w:type="dxa"/>
+            <w:tcBorders>
+              <w:top w:val="nil"/>
+              <w:left w:val="single" w:sz="4" w:space="0" w:color="auto"/>
+              <w:bottom w:val="nil"/>
+              <w:right w:val="single" w:sz="4" w:space="0" w:color="auto"/>
+            </w:tcBorders>
+          </w:tcPr>
+          <w:p>
+            <w:pPr>
+              <w:pStyle w:val="TableParagraph"/>
+              <w:rPr>
+                <w:rFonts w:ascii="Times New Roman"/>
+                <w:sz w:val="18"/>
+              </w:rPr>
+            </w:pPr>
+          </w:p>
+        </w:tc>
+        <w:tc>
+          <w:tcPr>
+            <w:tcW w:w="1134" w:type="dxa"/>
+            <w:tcBorders>
+              <w:top w:val="nil"/>
+              <w:left w:val="single" w:sz="4" w:space="0" w:color="auto"/>
+              <w:bottom w:val="nil"/>
+              <w:right w:val="single" w:sz="4" w:space="0" w:color="auto"/>
+            </w:tcBorders>
+          </w:tcPr>
+          <w:p>
+            <w:pPr>
+              <w:pStyle w:val="TableParagraph"/>
+              <w:ind w:left="7"/>
+              <w:jc w:val="center"/>
+              <w:rPr>
+                <w:color w:val="505050"/>
+                <w:spacing w:val="-10"/>
+                <w:sz w:val="18"/>
+              </w:rPr>
+            </w:pPr>
+          </w:p>
+        </w:tc>
+        <w:tc>
+          <w:tcPr>
+            <w:tcW w:w="1417" w:type="dxa"/>
+            <w:tcBorders>
+              <w:top w:val="nil"/>
+              <w:left w:val="single" w:sz="4" w:space="0" w:color="auto"/>
+              <w:bottom w:val="nil"/>
+              <w:right w:val="single" w:sz="4" w:space="0" w:color="auto"/>
+            </w:tcBorders>
+          </w:tcPr>
+          <w:p>
+            <w:pPr>
+              <w:pStyle w:val="TableParagraph"/>
+              <w:ind w:right="86"/>
+              <w:jc w:val="right"/>
+              <w:rPr>
+                <w:color w:val="505050"/>
+                <w:spacing w:val="-4"/>
+                <w:sz w:val="18"/>
+              </w:rPr>
+            </w:pPr>
+          </w:p>
+        </w:tc>
+        <w:tc>
+          <w:tcPr>
+            <w:tcW w:w="1700" w:type="dxa"/>
+            <w:tcBorders>
+              <w:top w:val="nil"/>
+              <w:left w:val="single" w:sz="4" w:space="0" w:color="auto"/>
+              <w:bottom w:val="nil"/>
+              <w:right w:val="single" w:sz="4" w:space="0" w:color="auto"/>
+            </w:tcBorders>
+          </w:tcPr>
+          <w:p>
+            <w:pPr>
+              <w:pStyle w:val="TableParagraph"/>
+              <w:ind w:right="85"/>
+              <w:jc w:val="right"/>
+              <w:rPr>
+                <w:color w:val="505050"/>
+                <w:spacing w:val="-4"/>
+                <w:sz w:val="18"/>
+              </w:rPr>
+            </w:pPr>
+          </w:p>
+        </w:tc>
+      </w:tr>
+      <w:tr>
+        <w:trPr>
+          <w:trHeight w:val="397"/>
+        </w:trPr>
+        <w:tc>
+          <w:tcPr>
+            <w:tcW w:w="850" w:type="dxa"/>
+            <w:tcBorders>
+              <w:top w:val="nil"/>
+              <w:left w:val="single" w:sz="4" w:space="0" w:color="auto"/>
+              <w:bottom w:val="nil"/>
+              <w:right w:val="single" w:sz="4" w:space="0" w:color="auto"/>
+            </w:tcBorders>
+          </w:tcPr>
+          <w:p>
+            <w:pPr>
+              <w:pStyle w:val="TableParagraph"/>
+              <w:ind w:left="97"/>
+              <w:rPr>
+                <w:color w:val="505050"/>
+                <w:spacing w:val="-10"/>
+                <w:sz w:val="18"/>
+              </w:rPr>
+            </w:pPr>
+          </w:p>
+        </w:tc>
+        <w:tc>
+          <w:tcPr>
+            <w:tcW w:w="5203" w:type="dxa"/>
+            <w:tcBorders>
+              <w:top w:val="nil"/>
+              <w:left w:val="single" w:sz="4" w:space="0" w:color="auto"/>
+              <w:bottom w:val="nil"/>
+              <w:right w:val="single" w:sz="4" w:space="0" w:color="auto"/>
+            </w:tcBorders>
+          </w:tcPr>
+          <w:p>
+            <w:pPr>
+              <w:pStyle w:val="TableParagraph"/>
+              <w:rPr>
+                <w:rFonts w:ascii="Times New Roman"/>
+                <w:sz w:val="18"/>
+              </w:rPr>
+            </w:pPr>
+          </w:p>
+        </w:tc>
+        <w:tc>
+          <w:tcPr>
+            <w:tcW w:w="1134" w:type="dxa"/>
+            <w:tcBorders>
+              <w:top w:val="nil"/>
+              <w:left w:val="single" w:sz="4" w:space="0" w:color="auto"/>
+              <w:bottom w:val="nil"/>
+              <w:right w:val="single" w:sz="4" w:space="0" w:color="auto"/>
+            </w:tcBorders>
+          </w:tcPr>
+          <w:p>
+            <w:pPr>
+              <w:pStyle w:val="TableParagraph"/>
+              <w:ind w:left="7"/>
+              <w:jc w:val="center"/>
+              <w:rPr>
+                <w:color w:val="505050"/>
+                <w:spacing w:val="-10"/>
+                <w:sz w:val="18"/>
+              </w:rPr>
+            </w:pPr>
+          </w:p>
+        </w:tc>
+        <w:tc>
+          <w:tcPr>
+            <w:tcW w:w="1417" w:type="dxa"/>
+            <w:tcBorders>
+              <w:top w:val="nil"/>
+              <w:left w:val="single" w:sz="4" w:space="0" w:color="auto"/>
+              <w:bottom w:val="nil"/>
+              <w:right w:val="single" w:sz="4" w:space="0" w:color="auto"/>
+            </w:tcBorders>
+          </w:tcPr>
+          <w:p>
+            <w:pPr>
+              <w:pStyle w:val="TableParagraph"/>
+              <w:ind w:right="86"/>
+              <w:jc w:val="right"/>
+              <w:rPr>
+                <w:color w:val="505050"/>
+                <w:spacing w:val="-4"/>
+                <w:sz w:val="18"/>
+              </w:rPr>
+            </w:pPr>
+          </w:p>
+        </w:tc>
+        <w:tc>
+          <w:tcPr>
+            <w:tcW w:w="1700" w:type="dxa"/>
+            <w:tcBorders>
+              <w:top w:val="nil"/>
+              <w:left w:val="single" w:sz="4" w:space="0" w:color="auto"/>
+              <w:bottom w:val="nil"/>
+              <w:right w:val="single" w:sz="4" w:space="0" w:color="auto"/>
+            </w:tcBorders>
+          </w:tcPr>
+          <w:p>
+            <w:pPr>
+              <w:pStyle w:val="TableParagraph"/>
+              <w:ind w:right="85"/>
+              <w:jc w:val="right"/>
+              <w:rPr>
+                <w:color w:val="505050"/>
+                <w:spacing w:val="-4"/>
+                <w:sz w:val="18"/>
+              </w:rPr>
+            </w:pPr>
+          </w:p>
+        </w:tc>
+      </w:tr>
+      <w:tr>
+        <w:trPr>
+          <w:trHeight w:val="397"/>
+        </w:trPr>
+        <w:tc>
+          <w:tcPr>
+            <w:tcW w:w="850" w:type="dxa"/>
+            <w:tcBorders>
+              <w:top w:val="nil"/>
+              <w:left w:val="single" w:sz="4" w:space="0" w:color="auto"/>
+              <w:bottom w:val="single" w:sz="4" w:space="0" w:color="auto"/>
+              <w:right w:val="single" w:sz="4" w:space="0" w:color="auto"/>
+            </w:tcBorders>
+          </w:tcPr>
+          <w:p>
+            <w:pPr>
+              <w:pStyle w:val="TableParagraph"/>
+              <w:ind w:left="97"/>
+              <w:rPr>
+                <w:color w:val="505050"/>
+                <w:spacing w:val="-10"/>
+                <w:sz w:val="18"/>
+              </w:rPr>
+            </w:pPr>
+          </w:p>
+        </w:tc>
+        <w:tc>
+          <w:tcPr>
+            <w:tcW w:w="5203" w:type="dxa"/>
+            <w:tcBorders>
+              <w:top w:val="nil"/>
+              <w:left w:val="single" w:sz="4" w:space="0" w:color="auto"/>
+              <w:bottom w:val="single" w:sz="4" w:space="0" w:color="auto"/>
+              <w:right w:val="single" w:sz="4" w:space="0" w:color="auto"/>
+            </w:tcBorders>
+          </w:tcPr>
+          <w:p>
+            <w:pPr>
+              <w:pStyle w:val="TableParagraph"/>
+              <w:rPr>
+                <w:rFonts w:ascii="Times New Roman"/>
+                <w:sz w:val="18"/>
+              </w:rPr>
+            </w:pPr>
+          </w:p>
+        </w:tc>
+        <w:tc>
+          <w:tcPr>
+            <w:tcW w:w="1134" w:type="dxa"/>
+            <w:tcBorders>
+              <w:top w:val="nil"/>
+              <w:left w:val="single" w:sz="4" w:space="0" w:color="auto"/>
+              <w:bottom w:val="single" w:sz="4" w:space="0" w:color="auto"/>
+              <w:right w:val="single" w:sz="4" w:space="0" w:color="auto"/>
+            </w:tcBorders>
+          </w:tcPr>
+          <w:p>
+            <w:pPr>
+              <w:pStyle w:val="TableParagraph"/>
+              <w:ind w:left="7"/>
+              <w:jc w:val="center"/>
+              <w:rPr>
+                <w:color w:val="505050"/>
+                <w:spacing w:val="-10"/>
+                <w:sz w:val="18"/>
+              </w:rPr>
+            </w:pPr>
+          </w:p>
+        </w:tc>
+        <w:tc>
+          <w:tcPr>
+            <w:tcW w:w="1417" w:type="dxa"/>
+            <w:tcBorders>
+              <w:top w:val="nil"/>
+              <w:left w:val="single" w:sz="4" w:space="0" w:color="auto"/>
+              <w:bottom w:val="single" w:sz="4" w:space="0" w:color="auto"/>
+              <w:right w:val="single" w:sz="4" w:space="0" w:color="auto"/>
+            </w:tcBorders>
+          </w:tcPr>
+          <w:p>
+            <w:pPr>
+              <w:pStyle w:val="TableParagraph"/>
+              <w:ind w:right="86"/>
+              <w:jc w:val="right"/>
+              <w:rPr>
+                <w:color w:val="505050"/>
+                <w:spacing w:val="-4"/>
+                <w:sz w:val="18"/>
+              </w:rPr>
+            </w:pPr>
+          </w:p>
+        </w:tc>
+        <w:tc>
+          <w:tcPr>
+            <w:tcW w:w="1700" w:type="dxa"/>
+            <w:tcBorders>
+              <w:top w:val="nil"/>
+              <w:left w:val="single" w:sz="4" w:space="0" w:color="auto"/>
+              <w:bottom w:val="single" w:sz="4" w:space="0" w:color="auto"/>
+              <w:right w:val="single" w:sz="4" w:space="0" w:color="auto"/>
+            </w:tcBorders>
+          </w:tcPr>
+          <w:p>
+            <w:pPr>
+              <w:pStyle w:val="TableParagraph"/>
+              <w:ind w:right="85"/>
+              <w:jc w:val="right"/>
+              <w:rPr>
+                <w:color w:val="505050"/>
+                <w:spacing w:val="-4"/>
+                <w:sz w:val="18"/>
+              </w:rPr>
+            </w:pPr>
+          </w:p>
+        </w:tc>
+      </w:tr>
+      <w:tr>
+        <w:trPr>
+          <w:trHeight w:val="397"/>
+        </w:trPr>
+        <w:tc>
+          <w:tcPr>
+            <w:tcW w:w="8604" w:type="dxa"/>
+            <w:gridSpan w:val="4"/>
+            <w:tcBorders>
+              <w:top w:val="single" w:sz="4" w:space="0" w:color="auto"/>
+            </w:tcBorders>
+          </w:tcPr>
+          <w:p>
+            <w:pPr>
+              <w:pStyle w:val="TableParagraph"/>
+              <w:ind w:right="85"/>
+              <w:jc w:val="right"/>
+              <w:rPr>
+                <w:b/>
+                <w:sz w:val="18"/>
+              </w:rPr>
+            </w:pPr>
+            <w:r>
+              <w:rPr>
+                <w:b/>
+                <w:color w:val="505050"/>
+                <w:sz w:val="18"/>
+              </w:rPr>
+              <w:t xml:space="preserve">18% GST </w:t>
+            </w:r>
+            <w:r>
+              <w:rPr>
+                <w:b/>
+                <w:color w:val="505050"/>
+                <w:spacing w:val="-2"/>
+                <w:sz w:val="18"/>
+              </w:rPr>
+              <w:t>Amount</w:t>
+            </w:r>
+          </w:p>
+        </w:tc>
+        <w:tc>
+          <w:tcPr>
+            <w:tcW w:w="1700" w:type="dxa"/>
+            <w:tcBorders>
+              <w:top w:val="single" w:sz="4" w:space="0" w:color="auto"/>
+            </w:tcBorders>
+          </w:tcPr>
+          <w:p>
+            <w:pPr>
+              <w:pStyle w:val="TableParagraph"/>
+              <w:ind w:right="85"/>
+              <w:jc w:val="right"/>
+              <w:rPr>
+                <w:b/>
+                <w:color w:val="505050"/>
+                <w:spacing w:val="-4"/>
+                <w:sz w:val="18"/>
+              </w:rPr>
+            </w:pPr>
+            <w:r>
+              <w:rPr>
+                <w:b/>
+                <w:color w:val="505050"/>
+                <w:spacing w:val="-4"/>
+                <w:sz w:val="18"/>
+              </w:rPr>
+              <w:t>{</w:t>
+            </w:r>
+            <w:proofErr w:type="spellStart"/>
+            <w:r>
+              <w:rPr>
+                <w:b/>
+                <w:color w:val="505050"/>
+                <w:spacing w:val="-4"/>
+                <w:sz w:val="18"/>
+              </w:rPr>
+              <w:t>gstAmount</w:t>
+            </w:r>
+            <w:proofErr w:type="spellEnd"/>
+            <w:r>
+              <w:rPr>
+                <w:b/>
+                <w:color w:val="505050"/>
+                <w:spacing w:val="-4"/>
+                <w:sz w:val="18"/>
+              </w:rPr>
+              <w:t>}</w:t>
+            </w:r>
+          </w:p>
+        </w:tc>
+      </w:tr>
+      <w:tr>
+        <w:trPr>
+          <w:trHeight w:val="397"/>
+        </w:trPr>
+        <w:tc>
+          <w:tcPr>
             <w:tcW w:w="8604" w:type="dxa"/>
             <w:gridSpan w:val="4"/>
           </w:tcPr>
@@ -1329,15 +2388,6 @@
       <w:pPr>
         <w:pStyle w:val="BodyText"/>
         <w:ind w:left="180"/>
-        <w:rPr>
-          <w:rFonts w:ascii="Arial"/>
-          <w:b/>
-        </w:rPr>
-      </w:pPr>
-    </w:p>
-    <w:p>
-      <w:pPr>
-        <w:pStyle w:val="BodyText"/>
         <w:rPr>
           <w:rFonts w:ascii="Arial"/>
           <w:b/>
@@ -1991,6 +3041,7 @@
   <w:style w:type="character" w:default="1" w:styleId="DefaultParagraphFont">
     <w:name w:val="Default Paragraph Font"/>
     <w:uiPriority w:val="1"/>
+    <w:semiHidden/>
     <w:unhideWhenUsed/>
   </w:style>
   <w:style w:type="table" w:default="1" w:styleId="TableNormal">
